--- a/test/docx/golden/image.docx
+++ b/test/docx/golden/image.docx
@@ -14,7 +14,7 @@
       <w:pPr>
         <w:pStyle w:val="BodyText"/>
       </w:pPr>
-      <w:bookmarkStart w:id="12" w:name="fig:testimg"/>
+      <w:bookmarkStart w:id="12" w:name="_ec1d1b1dda6d52600d84de63401b166740cefff"/>
       <w:r>
         <w:drawing>
           <wp:inline>
@@ -71,7 +71,7 @@
       <w:pPr>
         <w:pStyle w:val="BodyText"/>
       </w:pPr>
-      <w:bookmarkStart w:id="15" w:name="fig:2testimg"/>
+      <w:bookmarkStart w:id="15" w:name="_7bf1209fcbbd1c680b61185c2029268b79e1fcf"/>
       <w:r>
         <w:drawing>
           <wp:inline>
@@ -171,7 +171,7 @@
         </w:drawing>
       </w:r>
     </w:p>
-    <w:bookmarkStart w:id="20" w:name="with-height-3in-and-width-6in"/>
+    <w:bookmarkStart w:id="20" w:name="_1ce3513ee7da70d179610b93b70b643b8a0e228"/>
     <w:p>
       <w:pPr>
         <w:pStyle w:val="Heading1"/>
